--- a/acts-sermons/docx/34_2027-06-06_생명얻는회개를이방인에게도_행11장1-18절.docx
+++ b/acts-sermons/docx/34_2027-06-06_생명얻는회개를이방인에게도_행11장1-18절.docx
@@ -1055,46 +1055,33 @@
           <w:sz w:val="24"/>
           <w:szCs w:val="24"/>
         </w:rPr>
-        <w:t xml:space="preserve">역대하 33장에 유다 왕 므낫세가 나옵니다. 그는 경건한 왕 히스기야의 아들이었지만 유다 역사상 가장 악한 왕 가운데 하나였습니다. 그는 아버지가 헐어 버린 산당을 다시 세우고, 바알의 제단을 쌓고, 성전 안에 우상을 세웠습니다. 자기 아들들을 불 가운데로 지나가게 했고, 점치고 사술을 행했습니다. 성경은 그가 여호와 보시기에 악을 많이 행했다고 말합니다.</w:t>
-      </w:r>
-    </w:p>
-    <w:p>
-      <w:pPr>
-        <w:spacing w:after="160" w:line="360"/>
-      </w:pPr>
-      <w:r>
-        <w:rPr>
-          <w:rFonts w:ascii="맑은 고딕" w:cs="맑은 고딕" w:eastAsia="맑은 고딕" w:hAnsi="맑은 고딕"/>
-          <w:sz w:val="24"/>
-          <w:szCs w:val="24"/>
-        </w:rPr>
-        <w:t xml:space="preserve">하나님은 앗수르 군대를 보내셨고, 그들은 므낫세를 쇠사슬로 결박하여 바벨론으로 끌고 갔습니다. 그런데 그 환난 가운데서 므낫세는 그의 하나님 여호와께 간구하고 그의 조상들의 하나님 앞에서 크게 겸손하여 기도했습니다. 그러자 하나님께서 그의 간구를 들으시고 그를 다시 예루살렘으로 돌아오게 하셨습니다. 그제야 므낫세는 여호와께서 하나님이신 줄 알았습니다.</w:t>
-      </w:r>
-    </w:p>
-    <w:p>
-      <w:pPr>
-        <w:spacing w:after="160" w:line="360"/>
-      </w:pPr>
-      <w:r>
-        <w:rPr>
-          <w:rFonts w:ascii="맑은 고딕" w:cs="맑은 고딕" w:eastAsia="맑은 고딕" w:hAnsi="맑은 고딕"/>
-          <w:sz w:val="24"/>
-          <w:szCs w:val="24"/>
-        </w:rPr>
-        <w:t xml:space="preserve">누가 므낫세 같은 사람이 회개할 수 있다고 생각했겠습니까? 그러나 하나님은 그에게 생명 얻는 회개를 주셨습니다. 그는 돌아와서 이방 신들과 우상을 성전에서 제거했습니다. 회개는 사람의 가능성이 아니라 하나님의 은혜에 달려 있습니다. 가장 멀리 있던 사람에게도 하나님은 회개를 선물로 주실 수 있습니다.</w:t>
-      </w:r>
-    </w:p>
-    <w:p>
-      <w:pPr>
-        <w:spacing w:after="160" w:line="360"/>
-      </w:pPr>
-      <w:r>
-        <w:rPr>
-          <w:rFonts w:ascii="맑은 고딕" w:cs="맑은 고딕" w:eastAsia="맑은 고딕" w:hAnsi="맑은 고딕"/>
-          <w:sz w:val="24"/>
-          <w:szCs w:val="24"/>
-        </w:rPr>
-        <w:t xml:space="preserve">므낫세의 오십오 년 통치는 유다 왕 가운데 가장 길었습니다. 그 긴 세월의 대부분을 악으로 채운 사람에게도 하나님은 늦지 않게 돌아갈 길을 여셨습니다.</w:t>
+        <w:t xml:space="preserve">창세기 37장에서 형제들이 요셉을 구덩이에 던졌을 때, 그를 이스마엘 상인들에게 팔자고 말한 사람은 유다였습니다. 형제들은 은 이십을 받고 동생을 팔았고, 아버지가 통곡하는 모습을 보면서도 입을 다물었습니다. 이어지는 38장에 나오는 유다의 삶도 부끄러운 일로 가득했습니다. 유다는 형제들 가운데 가장 회개할 것 같지 않은 사람이었습니다.</w:t>
+      </w:r>
+    </w:p>
+    <w:p>
+      <w:pPr>
+        <w:spacing w:after="160" w:line="360"/>
+      </w:pPr>
+      <w:r>
+        <w:rPr>
+          <w:rFonts w:ascii="맑은 고딕" w:cs="맑은 고딕" w:eastAsia="맑은 고딕" w:hAnsi="맑은 고딕"/>
+          <w:sz w:val="24"/>
+          <w:szCs w:val="24"/>
+        </w:rPr>
+        <w:t xml:space="preserve">그런데 여러 해가 지나 애굽에서 놀라운 장면이 펼쳐집니다. 총리가 된 요셉이 베냐민의 자루에서 은잔이 나왔다며 베냐민을 종으로 삼겠다고 했을 때, 유다가 나섰습니다. 그는 아버지의 생명이 이 아이의 생명과 하나로 묶여 있다고 말하고, 자기가 아이를 대신하여 종으로 남겠으니 아이는 형제들과 함께 올려 보내 달라고 간청했습니다.</w:t>
+      </w:r>
+    </w:p>
+    <w:p>
+      <w:pPr>
+        <w:spacing w:after="160" w:line="360"/>
+      </w:pPr>
+      <w:r>
+        <w:rPr>
+          <w:rFonts w:ascii="맑은 고딕" w:cs="맑은 고딕" w:eastAsia="맑은 고딕" w:hAnsi="맑은 고딕"/>
+          <w:sz w:val="24"/>
+          <w:szCs w:val="24"/>
+        </w:rPr>
+        <w:t xml:space="preserve">동생을 종으로 팔았던 사람이 이제 동생을 위해 자기가 종이 되겠다고 나선 것입니다. 이 변화는 유다가 스스로 만들어 낸 것이 아니었습니다. 기근과 고난, 그리고 숨은 섭리 속에서 하나님이 그의 마음을 바꾸신 것입니다. 유다는 하나님이 종들의 죄악을 찾아내셨다고 고백했습니다. 하나님은 이 유다의 지파에서 다윗을 일으키셨고, 마침내 유다 지파의 사자이신 그리스도를 보내셨습니다. 회개는 사람의 결심이 아니라 하나님의 선물입니다. 하나님은 가장 굳은 마음에도 생명 얻는 회개를 주실 수 있습니다.</w:t>
       </w:r>
     </w:p>
     <w:p>
@@ -1209,7 +1196,7 @@
           <w:sz w:val="24"/>
           <w:szCs w:val="24"/>
         </w:rPr>
-        <w:t xml:space="preserve">또한 이 진리는 우리에게 전도의 소망을 줍니다. 회개가 사람의 능력에 달려 있다면 우리는 완고한 사람 앞에서 절망할 수밖에 없습니다. 그러나 회개는 하나님이 주시는 것이기에, 므낫세 같은 사람에게도, 민카예 같은 사람에게도 소망이 있습니다. 포기하지 말고 기도하며 복음을 전하십시오.</w:t>
+        <w:t xml:space="preserve">또한 이 진리는 우리에게 전도의 소망을 줍니다. 회개가 사람의 능력에 달려 있다면 우리는 완고한 사람 앞에서 절망할 수밖에 없습니다. 그러나 회개는 하나님이 주시는 것이기에, 동생을 팔았던 유다 같은 사람에게도, 민카예 같은 사람에게도 소망이 있습니다. 포기하지 말고 기도하며 복음을 전하십시오.</w:t>
       </w:r>
     </w:p>
     <w:p>

--- a/acts-sermons/docx/34_2027-06-06_생명얻는회개를이방인에게도_행11장1-18절.docx
+++ b/acts-sermons/docx/34_2027-06-06_생명얻는회개를이방인에게도_행11장1-18절.docx
@@ -369,7 +369,7 @@
           <w:sz w:val="24"/>
           <w:szCs w:val="24"/>
         </w:rPr>
-        <w:t xml:space="preserve">환상을 보고, 성령의 임하심을 보고, 예루살렘 교회 앞에서 담대히 변호했던 베드로도 사람의 눈치 앞에서 다시 옛 습관으로 돌아갔습니다. 이것이 우리의 연약함입니다. 편견은 한 번의 깨달음으로 끝나지 않습니다. 날마다 복음 앞에서 다시 꺾여야 합니다. 그리고 베드로가 그 책망을 받아들였다는 것은, 그 역시 복음의 은혜 아래 계속 자라 가던 사람이었음을 보여 줍니다.</w:t>
+        <w:t xml:space="preserve">환상을 보고, 성령의 임하심을 보고, 예루살렘 교회 앞에서 담대히 변호했던 베드로도 사람의 눈치 앞에서 다시 옛 습관으로 돌아갔습니다. 이것이 우리의 연약함입니다. 편견은 한 번의 깨달음으로 끝나지 않습니다. 날마다 복음 앞에서 다시 꺾여야 합니다. 성경은 그때 베드로가 어떻게 반응했는지 자세히 기록하지 않습니다. 그러나 훗날 베드로가 바울을 가리켜 “우리가 사랑하는 형제 바울”(벧후 3:15)이라고 부른 것을 보면, 그 역시 복음의 은혜 아래 계속 자라 가던 사람이었음을 알 수 있습니다.</w:t>
       </w:r>
     </w:p>
     <w:p>
@@ -776,7 +776,7 @@
           <w:sz w:val="24"/>
           <w:szCs w:val="24"/>
         </w:rPr>
-        <w:t xml:space="preserve">1956년 1월, 짐 엘리엇을 비롯한 다섯 명의 젊은 미국인 선교사들이 남미 에콰도르의 밀림에서 와오라니 부족에게 복음을 전하려다 그들의 창에 찔려 모두 목숨을 잃었습니다. 이 소식은 전 세계에 알려졌고, 많은 사람이 그들의 죽음을 헛된 낭비라고 말했습니다. 짐 엘리엇은 젊은 시절 일기에 이렇게 적었습니다. 영원한 것을 얻기 위해 지킬 수 없는 것을 내어 주는 사람은 결코 어리석은 자가 아니다.</w:t>
+        <w:t xml:space="preserve">1956년 1월, 짐 엘리엇을 비롯한 다섯 명의 젊은 미국인 선교사들이 남미 에콰도르의 밀림에서 와오라니 부족에게 복음을 전하려다 그들의 창에 찔려 모두 목숨을 잃었습니다. 이 소식은 전 세계에 알려졌고, 많은 사람이 그들의 죽음을 헛된 낭비라고 말했습니다. 짐 엘리엇은 젊은 시절 일기에 이렇게 적었습니다. 잃을 수 없는 것을 얻기 위해 간직할 수 없는 것을 내어 주는 사람은 결코 어리석은 자가 아니다.</w:t>
       </w:r>
     </w:p>
     <w:p>
